--- a/templates/Template_Nota_Dinas.docx
+++ b/templates/Template_Nota_Dinas.docx
@@ -699,6 +699,7 @@
     <w:p>
       <w:pPr>
         <w:spacing w:after="200"/>
+        <w:jc w:val="both"/>
       </w:pPr>
       <w:r>
         <w:t xml:space="preserve">Bersama ini kami menyampaikan dengan hormat Pengajuan Pencairan Anggaran kegiatan pada {nama_skpd} dengan rincian sebagai berikut :</w:t>
@@ -1781,6 +1782,7 @@
     <w:p>
       <w:pPr>
         <w:spacing w:after="150"/>
+        <w:jc w:val="both"/>
       </w:pPr>
       <w:r>
         <w:t xml:space="preserve">Demikian nota dinas ini disampaikan untuk menjadi periksa.</w:t>

--- a/templates/Template_Nota_Dinas.docx
+++ b/templates/Template_Nota_Dinas.docx
@@ -165,7 +165,7 @@
           </w:tcPr>
           <w:p>
             <w:r>
-              <w:t xml:space="preserve"/>
+              <w:t xml:space="preserve">Dari</w:t>
             </w:r>
           </w:p>
         </w:tc>
@@ -209,7 +209,7 @@
           </w:tcPr>
           <w:p>
             <w:r>
-              <w:t xml:space="preserve">{nama_skpd}</w:t>
+              <w:t xml:space="preserve">Pejabat Pelaksana Teknis Kegiatan {nama_skpd}</w:t>
             </w:r>
           </w:p>
         </w:tc>
@@ -233,7 +233,7 @@
           </w:tcPr>
           <w:p>
             <w:r>
-              <w:t xml:space="preserve">Dari</w:t>
+              <w:t xml:space="preserve">Hari/Tanggal</w:t>
             </w:r>
           </w:p>
         </w:tc>
@@ -277,7 +277,7 @@
           </w:tcPr>
           <w:p>
             <w:r>
-              <w:t xml:space="preserve">Pejabat Pelaksana Teknis Kegiatan</w:t>
+              <w:t xml:space="preserve">{hari_tanggal}</w:t>
             </w:r>
           </w:p>
         </w:tc>
@@ -301,7 +301,7 @@
           </w:tcPr>
           <w:p>
             <w:r>
-              <w:t xml:space="preserve"/>
+              <w:t xml:space="preserve">Nomor</w:t>
             </w:r>
           </w:p>
         </w:tc>
@@ -345,7 +345,7 @@
           </w:tcPr>
           <w:p>
             <w:r>
-              <w:t xml:space="preserve">{nama_skpd}</w:t>
+              <w:t xml:space="preserve">{nomor_nota_dinas}</w:t>
             </w:r>
           </w:p>
         </w:tc>
@@ -369,7 +369,7 @@
           </w:tcPr>
           <w:p>
             <w:r>
-              <w:t xml:space="preserve">Hari/Tanggal</w:t>
+              <w:t xml:space="preserve">Sifat</w:t>
             </w:r>
           </w:p>
         </w:tc>
@@ -413,7 +413,7 @@
           </w:tcPr>
           <w:p>
             <w:r>
-              <w:t xml:space="preserve">{hari_tanggal}</w:t>
+              <w:t xml:space="preserve">Penting</w:t>
             </w:r>
           </w:p>
         </w:tc>
@@ -437,7 +437,7 @@
           </w:tcPr>
           <w:p>
             <w:r>
-              <w:t xml:space="preserve">Nomor</w:t>
+              <w:t xml:space="preserve">Lampiran</w:t>
             </w:r>
           </w:p>
         </w:tc>
@@ -481,7 +481,7 @@
           </w:tcPr>
           <w:p>
             <w:r>
-              <w:t xml:space="preserve">{nomor_nota_dinas}</w:t>
+              <w:t xml:space="preserve">-</w:t>
             </w:r>
           </w:p>
         </w:tc>
@@ -505,7 +505,7 @@
           </w:tcPr>
           <w:p>
             <w:r>
-              <w:t xml:space="preserve">Sifat</w:t>
+              <w:t xml:space="preserve">Perihal</w:t>
             </w:r>
           </w:p>
         </w:tc>
@@ -549,143 +549,7 @@
           </w:tcPr>
           <w:p>
             <w:r>
-              <w:t xml:space="preserve">Penting</w:t>
-            </w:r>
-          </w:p>
-        </w:tc>
-      </w:tr>
-      <w:tr>
-        <w:tc>
-          <w:tcPr>
-            <w:tcW w:type="dxa" w:w="1450"/>
-            <w:tcBorders>
-              <w:top w:val="none" w:color="FFFFFF" w:sz="0"/>
-              <w:left w:val="none" w:color="FFFFFF" w:sz="0"/>
-              <w:bottom w:val="none" w:color="FFFFFF" w:sz="0"/>
-              <w:right w:val="none" w:color="FFFFFF" w:sz="0"/>
-            </w:tcBorders>
-            <w:tcMar>
-              <w:top w:type="dxa" w:w="20"/>
-              <w:left w:type="dxa" w:w="0"/>
-              <w:bottom w:type="dxa" w:w="20"/>
-              <w:right w:type="dxa" w:w="0"/>
-            </w:tcMar>
-          </w:tcPr>
-          <w:p>
-            <w:r>
-              <w:t xml:space="preserve">Lampiran</w:t>
-            </w:r>
-          </w:p>
-        </w:tc>
-        <w:tc>
-          <w:tcPr>
-            <w:tcW w:type="dxa" w:w="250"/>
-            <w:tcBorders>
-              <w:top w:val="none" w:color="FFFFFF" w:sz="0"/>
-              <w:left w:val="none" w:color="FFFFFF" w:sz="0"/>
-              <w:bottom w:val="none" w:color="FFFFFF" w:sz="0"/>
-              <w:right w:val="none" w:color="FFFFFF" w:sz="0"/>
-            </w:tcBorders>
-            <w:tcMar>
-              <w:top w:type="dxa" w:w="20"/>
-              <w:left w:type="dxa" w:w="0"/>
-              <w:bottom w:type="dxa" w:w="20"/>
-              <w:right w:type="dxa" w:w="0"/>
-            </w:tcMar>
-          </w:tcPr>
-          <w:p>
-            <w:r>
-              <w:t xml:space="preserve">:</w:t>
-            </w:r>
-          </w:p>
-        </w:tc>
-        <w:tc>
-          <w:tcPr>
-            <w:tcW w:type="dxa" w:w="7300"/>
-            <w:tcBorders>
-              <w:top w:val="none" w:color="FFFFFF" w:sz="0"/>
-              <w:left w:val="none" w:color="FFFFFF" w:sz="0"/>
-              <w:bottom w:val="none" w:color="FFFFFF" w:sz="0"/>
-              <w:right w:val="none" w:color="FFFFFF" w:sz="0"/>
-            </w:tcBorders>
-            <w:tcMar>
-              <w:top w:type="dxa" w:w="20"/>
-              <w:left w:type="dxa" w:w="90"/>
-              <w:bottom w:type="dxa" w:w="20"/>
-              <w:right w:type="dxa" w:w="0"/>
-            </w:tcMar>
-          </w:tcPr>
-          <w:p>
-            <w:r>
-              <w:t xml:space="preserve">-</w:t>
-            </w:r>
-          </w:p>
-        </w:tc>
-      </w:tr>
-      <w:tr>
-        <w:tc>
-          <w:tcPr>
-            <w:tcW w:type="dxa" w:w="1450"/>
-            <w:tcBorders>
-              <w:top w:val="none" w:color="FFFFFF" w:sz="0"/>
-              <w:left w:val="none" w:color="FFFFFF" w:sz="0"/>
-              <w:bottom w:val="none" w:color="FFFFFF" w:sz="0"/>
-              <w:right w:val="none" w:color="FFFFFF" w:sz="0"/>
-            </w:tcBorders>
-            <w:tcMar>
-              <w:top w:type="dxa" w:w="20"/>
-              <w:left w:type="dxa" w:w="0"/>
-              <w:bottom w:type="dxa" w:w="20"/>
-              <w:right w:type="dxa" w:w="0"/>
-            </w:tcMar>
-          </w:tcPr>
-          <w:p>
-            <w:r>
-              <w:t xml:space="preserve">Perihal</w:t>
-            </w:r>
-          </w:p>
-        </w:tc>
-        <w:tc>
-          <w:tcPr>
-            <w:tcW w:type="dxa" w:w="250"/>
-            <w:tcBorders>
-              <w:top w:val="none" w:color="FFFFFF" w:sz="0"/>
-              <w:left w:val="none" w:color="FFFFFF" w:sz="0"/>
-              <w:bottom w:val="none" w:color="FFFFFF" w:sz="0"/>
-              <w:right w:val="none" w:color="FFFFFF" w:sz="0"/>
-            </w:tcBorders>
-            <w:tcMar>
-              <w:top w:type="dxa" w:w="20"/>
-              <w:left w:type="dxa" w:w="0"/>
-              <w:bottom w:type="dxa" w:w="20"/>
-              <w:right w:type="dxa" w:w="0"/>
-            </w:tcMar>
-          </w:tcPr>
-          <w:p>
-            <w:r>
-              <w:t xml:space="preserve">:</w:t>
-            </w:r>
-          </w:p>
-        </w:tc>
-        <w:tc>
-          <w:tcPr>
-            <w:tcW w:type="dxa" w:w="7300"/>
-            <w:tcBorders>
-              <w:top w:val="none" w:color="FFFFFF" w:sz="0"/>
-              <w:left w:val="none" w:color="FFFFFF" w:sz="0"/>
-              <w:bottom w:val="none" w:color="FFFFFF" w:sz="0"/>
-              <w:right w:val="none" w:color="FFFFFF" w:sz="0"/>
-            </w:tcBorders>
-            <w:tcMar>
-              <w:top w:type="dxa" w:w="20"/>
-              <w:left w:type="dxa" w:w="90"/>
-              <w:bottom w:type="dxa" w:w="20"/>
-              <w:right w:type="dxa" w:w="0"/>
-            </w:tcMar>
-          </w:tcPr>
-          <w:p>
-            <w:r>
-              <w:t xml:space="preserve">Pengajuan Pencairan {jenis_pencairan}</w:t>
+              <w:t xml:space="preserve">Pengajuan Pencairan {metode_pembayaran}</w:t>
             </w:r>
           </w:p>
         </w:tc>
@@ -1107,7 +971,7 @@
                 <w:sz w:val="16"/>
                 <w:szCs w:val="16"/>
               </w:rPr>
-              <w:t xml:space="preserve">{kode_sub_kegiatan}</w:t>
+              <w:t xml:space="preserve">{kode_rekening_kegiatan}</w:t>
             </w:r>
           </w:p>
         </w:tc>
@@ -1925,48 +1789,7 @@
                 <w:bCs w:val="false"/>
                 <w:u w:val="single"/>
               </w:rPr>
-              <w:t xml:space="preserve">{nama_pptk}</w:t>
-            </w:r>
-          </w:p>
-        </w:tc>
-      </w:tr>
-      <w:tr>
-        <w:tc>
-          <w:tcPr>
-            <w:tcW w:type="dxa" w:w="4200"/>
-            <w:tcBorders>
-              <w:top w:val="none" w:color="FFFFFF" w:sz="0"/>
-              <w:left w:val="none" w:color="FFFFFF" w:sz="0"/>
-              <w:bottom w:val="none" w:color="FFFFFF" w:sz="0"/>
-              <w:right w:val="none" w:color="FFFFFF" w:sz="0"/>
-            </w:tcBorders>
-          </w:tcPr>
-          <w:p>
-            <w:r>
-              <w:t xml:space="preserve"/>
-            </w:r>
-          </w:p>
-        </w:tc>
-        <w:tc>
-          <w:tcPr>
-            <w:tcW w:type="dxa" w:w="4800"/>
-            <w:tcBorders>
-              <w:top w:val="none" w:color="FFFFFF" w:sz="0"/>
-              <w:left w:val="none" w:color="FFFFFF" w:sz="0"/>
-              <w:bottom w:val="none" w:color="FFFFFF" w:sz="0"/>
-              <w:right w:val="none" w:color="FFFFFF" w:sz="0"/>
-            </w:tcBorders>
-          </w:tcPr>
-          <w:p>
-            <w:pPr>
-              <w:jc w:val="left"/>
-            </w:pPr>
-            <w:r>
-              <w:rPr>
-                <w:b w:val="false"/>
-                <w:bCs w:val="false"/>
-              </w:rPr>
-              <w:t xml:space="preserve">{pangkat_pptk}</w:t>
+              <w:t xml:space="preserve">{nama_pptk}.</w:t>
             </w:r>
           </w:p>
         </w:tc>

--- a/templates/Template_Nota_Dinas.docx
+++ b/templates/Template_Nota_Dinas.docx
@@ -1652,190 +1652,57 @@
         <w:t xml:space="preserve">Demikian nota dinas ini disampaikan untuk menjadi periksa.</w:t>
       </w:r>
     </w:p>
-    <w:tbl>
-      <w:tblPr>
-        <w:tblW w:type="dxa" w:w="9000"/>
-        <w:tblBorders>
-          <w:top w:val="single" w:color="auto" w:sz="4"/>
-          <w:left w:val="single" w:color="auto" w:sz="4"/>
-          <w:bottom w:val="single" w:color="auto" w:sz="4"/>
-          <w:right w:val="single" w:color="auto" w:sz="4"/>
-          <w:insideH w:val="single" w:color="auto" w:sz="4"/>
-          <w:insideV w:val="single" w:color="auto" w:sz="4"/>
-        </w:tblBorders>
-      </w:tblPr>
-      <w:tblGrid>
-        <w:gridCol w:w="4200"/>
-        <w:gridCol w:w="4800"/>
-      </w:tblGrid>
-      <w:tr>
-        <w:tc>
-          <w:tcPr>
-            <w:tcW w:type="dxa" w:w="4200"/>
-            <w:tcBorders>
-              <w:top w:val="none" w:color="FFFFFF" w:sz="0"/>
-              <w:left w:val="none" w:color="FFFFFF" w:sz="0"/>
-              <w:bottom w:val="none" w:color="FFFFFF" w:sz="0"/>
-              <w:right w:val="none" w:color="FFFFFF" w:sz="0"/>
-            </w:tcBorders>
-          </w:tcPr>
-          <w:p>
-            <w:r>
-              <w:t xml:space="preserve"/>
-            </w:r>
-          </w:p>
-        </w:tc>
-        <w:tc>
-          <w:tcPr>
-            <w:tcW w:type="dxa" w:w="4800"/>
-            <w:tcBorders>
-              <w:top w:val="none" w:color="FFFFFF" w:sz="0"/>
-              <w:left w:val="none" w:color="FFFFFF" w:sz="0"/>
-              <w:bottom w:val="none" w:color="FFFFFF" w:sz="0"/>
-              <w:right w:val="none" w:color="FFFFFF" w:sz="0"/>
-            </w:tcBorders>
-          </w:tcPr>
-          <w:p>
-            <w:pPr>
-              <w:spacing w:after="100"/>
-              <w:jc w:val="left"/>
-            </w:pPr>
-            <w:r>
-              <w:rPr>
-                <w:b w:val="false"/>
-                <w:bCs w:val="false"/>
-              </w:rPr>
-              <w:t xml:space="preserve">Batu, {tanggal_surat}</w:t>
-            </w:r>
-          </w:p>
-        </w:tc>
-      </w:tr>
-      <w:tr>
-        <w:tc>
-          <w:tcPr>
-            <w:tcW w:type="dxa" w:w="4200"/>
-            <w:tcBorders>
-              <w:top w:val="none" w:color="FFFFFF" w:sz="0"/>
-              <w:left w:val="none" w:color="FFFFFF" w:sz="0"/>
-              <w:bottom w:val="none" w:color="FFFFFF" w:sz="0"/>
-              <w:right w:val="none" w:color="FFFFFF" w:sz="0"/>
-            </w:tcBorders>
-          </w:tcPr>
-          <w:p>
-            <w:r>
-              <w:t xml:space="preserve"/>
-            </w:r>
-          </w:p>
-        </w:tc>
-        <w:tc>
-          <w:tcPr>
-            <w:tcW w:type="dxa" w:w="4800"/>
-            <w:tcBorders>
-              <w:top w:val="none" w:color="FFFFFF" w:sz="0"/>
-              <w:left w:val="none" w:color="FFFFFF" w:sz="0"/>
-              <w:bottom w:val="none" w:color="FFFFFF" w:sz="0"/>
-              <w:right w:val="none" w:color="FFFFFF" w:sz="0"/>
-            </w:tcBorders>
-          </w:tcPr>
-          <w:p>
-            <w:pPr>
-              <w:spacing w:after="500"/>
-              <w:jc w:val="left"/>
-            </w:pPr>
-            <w:r>
-              <w:rPr>
-                <w:b w:val="false"/>
-                <w:bCs w:val="false"/>
-              </w:rPr>
-              <w:t xml:space="preserve">PEJABAT PELAKSANA TEKNIS KEGIATAN</w:t>
-            </w:r>
-          </w:p>
-        </w:tc>
-      </w:tr>
-      <w:tr>
-        <w:tc>
-          <w:tcPr>
-            <w:tcW w:type="dxa" w:w="4200"/>
-            <w:tcBorders>
-              <w:top w:val="none" w:color="FFFFFF" w:sz="0"/>
-              <w:left w:val="none" w:color="FFFFFF" w:sz="0"/>
-              <w:bottom w:val="none" w:color="FFFFFF" w:sz="0"/>
-              <w:right w:val="none" w:color="FFFFFF" w:sz="0"/>
-            </w:tcBorders>
-          </w:tcPr>
-          <w:p>
-            <w:r>
-              <w:t xml:space="preserve"/>
-            </w:r>
-          </w:p>
-        </w:tc>
-        <w:tc>
-          <w:tcPr>
-            <w:tcW w:type="dxa" w:w="4800"/>
-            <w:tcBorders>
-              <w:top w:val="none" w:color="FFFFFF" w:sz="0"/>
-              <w:left w:val="none" w:color="FFFFFF" w:sz="0"/>
-              <w:bottom w:val="none" w:color="FFFFFF" w:sz="0"/>
-              <w:right w:val="none" w:color="FFFFFF" w:sz="0"/>
-            </w:tcBorders>
-          </w:tcPr>
-          <w:p>
-            <w:pPr>
-              <w:jc w:val="left"/>
-            </w:pPr>
-            <w:r>
-              <w:rPr>
-                <w:b w:val="false"/>
-                <w:bCs w:val="false"/>
-                <w:u w:val="single"/>
-              </w:rPr>
-              <w:t xml:space="preserve">{nama_pptk}.</w:t>
-            </w:r>
-          </w:p>
-        </w:tc>
-      </w:tr>
-      <w:tr>
-        <w:tc>
-          <w:tcPr>
-            <w:tcW w:type="dxa" w:w="4200"/>
-            <w:tcBorders>
-              <w:top w:val="none" w:color="FFFFFF" w:sz="0"/>
-              <w:left w:val="none" w:color="FFFFFF" w:sz="0"/>
-              <w:bottom w:val="none" w:color="FFFFFF" w:sz="0"/>
-              <w:right w:val="none" w:color="FFFFFF" w:sz="0"/>
-            </w:tcBorders>
-          </w:tcPr>
-          <w:p>
-            <w:r>
-              <w:t xml:space="preserve"/>
-            </w:r>
-          </w:p>
-        </w:tc>
-        <w:tc>
-          <w:tcPr>
-            <w:tcW w:type="dxa" w:w="4800"/>
-            <w:tcBorders>
-              <w:top w:val="none" w:color="FFFFFF" w:sz="0"/>
-              <w:left w:val="none" w:color="FFFFFF" w:sz="0"/>
-              <w:bottom w:val="none" w:color="FFFFFF" w:sz="0"/>
-              <w:right w:val="none" w:color="FFFFFF" w:sz="0"/>
-            </w:tcBorders>
-          </w:tcPr>
-          <w:p>
-            <w:pPr>
-              <w:jc w:val="left"/>
-            </w:pPr>
-            <w:r>
-              <w:rPr>
-                <w:b w:val="false"/>
-                <w:bCs w:val="false"/>
-              </w:rPr>
-              <w:t xml:space="preserve">NIP. {nip_pptk}</w:t>
-            </w:r>
-          </w:p>
-        </w:tc>
-      </w:tr>
-    </w:tbl>
+    <w:p>
+      <w:pPr>
+        <w:spacing w:after="100"/>
+        <w:jc w:val="left"/>
+      </w:pPr>
+      <w:r>
+        <w:rPr>
+          <w:b w:val="false"/>
+          <w:bCs w:val="false"/>
+        </w:rPr>
+        <w:t xml:space="preserve">Batu, {tanggal_surat}</w:t>
+      </w:r>
+    </w:p>
+    <w:p>
+      <w:pPr>
+        <w:spacing w:after="500"/>
+        <w:jc w:val="left"/>
+      </w:pPr>
+      <w:r>
+        <w:rPr>
+          <w:b w:val="false"/>
+          <w:bCs w:val="false"/>
+        </w:rPr>
+        <w:t xml:space="preserve">PEJABAT PELAKSANA TEKNIS KEGIATAN</w:t>
+      </w:r>
+    </w:p>
+    <w:p>
+      <w:pPr>
+        <w:jc w:val="left"/>
+      </w:pPr>
+      <w:r>
+        <w:rPr>
+          <w:b w:val="false"/>
+          <w:bCs w:val="false"/>
+          <w:u w:val="single"/>
+        </w:rPr>
+        <w:t xml:space="preserve">{nama_pptk}.</w:t>
+      </w:r>
+    </w:p>
+    <w:p>
+      <w:pPr>
+        <w:jc w:val="left"/>
+      </w:pPr>
+      <w:r>
+        <w:rPr>
+          <w:b w:val="false"/>
+          <w:bCs w:val="false"/>
+        </w:rPr>
+        <w:t xml:space="preserve">NIP. {nip_pptk}</w:t>
+      </w:r>
+    </w:p>
     <w:sectPr>
       <w:pgSz w:w="11906" w:h="16838" w:orient="portrait"/>
       <w:pgMar w:top="1440" w:right="1440" w:bottom="1440" w:left="1440" w:header="709" w:footer="709" w:gutter="0"/>

--- a/templates/Template_Nota_Dinas.docx
+++ b/templates/Template_Nota_Dinas.docx
@@ -1652,57 +1652,103 @@
         <w:t xml:space="preserve">Demikian nota dinas ini disampaikan untuk menjadi periksa.</w:t>
       </w:r>
     </w:p>
-    <w:p>
-      <w:pPr>
-        <w:spacing w:after="100"/>
-        <w:jc w:val="left"/>
-      </w:pPr>
-      <w:r>
-        <w:rPr>
-          <w:b w:val="false"/>
-          <w:bCs w:val="false"/>
-        </w:rPr>
-        <w:t xml:space="preserve">Batu, {tanggal_surat}</w:t>
-      </w:r>
-    </w:p>
-    <w:p>
-      <w:pPr>
-        <w:spacing w:after="500"/>
-        <w:jc w:val="left"/>
-      </w:pPr>
-      <w:r>
-        <w:rPr>
-          <w:b w:val="false"/>
-          <w:bCs w:val="false"/>
-        </w:rPr>
-        <w:t xml:space="preserve">PEJABAT PELAKSANA TEKNIS KEGIATAN</w:t>
-      </w:r>
-    </w:p>
-    <w:p>
-      <w:pPr>
-        <w:jc w:val="left"/>
-      </w:pPr>
-      <w:r>
-        <w:rPr>
-          <w:b w:val="false"/>
-          <w:bCs w:val="false"/>
-          <w:u w:val="single"/>
-        </w:rPr>
-        <w:t xml:space="preserve">{nama_pptk}.</w:t>
-      </w:r>
-    </w:p>
-    <w:p>
-      <w:pPr>
-        <w:jc w:val="left"/>
-      </w:pPr>
-      <w:r>
-        <w:rPr>
-          <w:b w:val="false"/>
-          <w:bCs w:val="false"/>
-        </w:rPr>
-        <w:t xml:space="preserve">NIP. {nip_pptk}</w:t>
-      </w:r>
-    </w:p>
+    <w:tbl>
+      <w:tblPr>
+        <w:tblW w:type="dxa" w:w="9000"/>
+        <w:tblBorders>
+          <w:top w:val="none" w:color="FFFFFF" w:sz="0"/>
+          <w:left w:val="none" w:color="FFFFFF" w:sz="0"/>
+          <w:bottom w:val="none" w:color="FFFFFF" w:sz="0"/>
+          <w:right w:val="none" w:color="FFFFFF" w:sz="0"/>
+          <w:insideH w:val="none" w:color="FFFFFF" w:sz="0"/>
+          <w:insideV w:val="none" w:color="FFFFFF" w:sz="0"/>
+        </w:tblBorders>
+      </w:tblPr>
+      <w:tblGrid>
+        <w:gridCol w:w="4200"/>
+        <w:gridCol w:w="4800"/>
+      </w:tblGrid>
+      <w:tr>
+        <w:tc>
+          <w:tcPr>
+            <w:tcW w:type="dxa" w:w="4200"/>
+            <w:tcBorders>
+              <w:top w:val="none" w:color="FFFFFF" w:sz="0"/>
+              <w:left w:val="none" w:color="FFFFFF" w:sz="0"/>
+              <w:bottom w:val="none" w:color="FFFFFF" w:sz="0"/>
+              <w:right w:val="none" w:color="FFFFFF" w:sz="0"/>
+            </w:tcBorders>
+          </w:tcPr>
+          <w:p>
+            <w:r>
+              <w:t xml:space="preserve"/>
+            </w:r>
+          </w:p>
+        </w:tc>
+        <w:tc>
+          <w:tcPr>
+            <w:tcW w:type="dxa" w:w="4800"/>
+            <w:tcBorders>
+              <w:top w:val="none" w:color="FFFFFF" w:sz="0"/>
+              <w:left w:val="none" w:color="FFFFFF" w:sz="0"/>
+              <w:bottom w:val="none" w:color="FFFFFF" w:sz="0"/>
+              <w:right w:val="none" w:color="FFFFFF" w:sz="0"/>
+            </w:tcBorders>
+          </w:tcPr>
+          <w:p>
+            <w:pPr>
+              <w:spacing w:after="100"/>
+              <w:jc w:val="left"/>
+            </w:pPr>
+            <w:r>
+              <w:rPr>
+                <w:b w:val="false"/>
+                <w:bCs w:val="false"/>
+              </w:rPr>
+              <w:t xml:space="preserve">Batu, {tanggal_surat}</w:t>
+            </w:r>
+          </w:p>
+          <w:p>
+            <w:pPr>
+              <w:spacing w:after="500"/>
+              <w:jc w:val="left"/>
+            </w:pPr>
+            <w:r>
+              <w:rPr>
+                <w:b w:val="false"/>
+                <w:bCs w:val="false"/>
+              </w:rPr>
+              <w:t xml:space="preserve">PEJABAT PELAKSANA TEKNIS KEGIATAN</w:t>
+            </w:r>
+          </w:p>
+          <w:p>
+            <w:pPr>
+              <w:jc w:val="left"/>
+            </w:pPr>
+            <w:r>
+              <w:rPr>
+                <w:b w:val="false"/>
+                <w:bCs w:val="false"/>
+                <w:u w:val="single"/>
+              </w:rPr>
+              <w:t xml:space="preserve">{nama_pptk}.</w:t>
+            </w:r>
+          </w:p>
+          <w:p>
+            <w:pPr>
+              <w:jc w:val="left"/>
+            </w:pPr>
+            <w:r>
+              <w:rPr>
+                <w:b w:val="false"/>
+                <w:bCs w:val="false"/>
+              </w:rPr>
+              <w:t xml:space="preserve">NIP. {nip_pptk}</w:t>
+            </w:r>
+          </w:p>
+        </w:tc>
+      </w:tr>
+    </w:tbl>
     <w:sectPr>
       <w:pgSz w:w="11906" w:h="16838" w:orient="portrait"/>
       <w:pgMar w:top="1440" w:right="1440" w:bottom="1440" w:left="1440" w:header="709" w:footer="709" w:gutter="0"/>

--- a/templates/Template_Nota_Dinas.docx
+++ b/templates/Template_Nota_Dinas.docx
@@ -1479,7 +1479,8 @@
         </w:tc>
         <w:tc>
           <w:tcPr>
-            <w:tcW w:type="dxa" w:w="956"/>
+            <w:tcW w:type="dxa" w:w="1912"/>
+            <w:gridSpan w:val="2"/>
             <w:tcMar>
               <w:top w:type="dxa" w:w="40"/>
               <w:left w:type="dxa" w:w="50"/>
@@ -1499,33 +1500,7 @@
                 <w:sz w:val="16"/>
                 <w:szCs w:val="16"/>
               </w:rPr>
-              <w:t xml:space="preserve">{jumlah_pengajuan}</w:t>
-            </w:r>
-          </w:p>
-        </w:tc>
-        <w:tc>
-          <w:tcPr>
-            <w:tcW w:type="dxa" w:w="956"/>
-            <w:tcMar>
-              <w:top w:type="dxa" w:w="40"/>
-              <w:left w:type="dxa" w:w="50"/>
-              <w:bottom w:type="dxa" w:w="40"/>
-              <w:right w:type="dxa" w:w="50"/>
-            </w:tcMar>
-            <w:vAlign w:val="center"/>
-          </w:tcPr>
-          <w:p>
-            <w:pPr>
-              <w:jc w:val="left"/>
-            </w:pPr>
-            <w:r>
-              <w:rPr>
-                <w:b w:val="false"/>
-                <w:bCs w:val="false"/>
-                <w:sz w:val="16"/>
-                <w:szCs w:val="16"/>
-              </w:rPr>
-              <w:t xml:space="preserve">{/rincian}</w:t>
+              <w:t xml:space="preserve">{jumlah_pengajuan}{/rincian}</w:t>
             </w:r>
           </w:p>
         </w:tc>
@@ -1586,7 +1561,8 @@
         </w:tc>
         <w:tc>
           <w:tcPr>
-            <w:tcW w:type="dxa" w:w="956"/>
+            <w:tcW w:type="dxa" w:w="1912"/>
+            <w:gridSpan w:val="2"/>
             <w:tcMar>
               <w:top w:type="dxa" w:w="40"/>
               <w:left w:type="dxa" w:w="50"/>
@@ -1607,32 +1583,6 @@
                 <w:szCs w:val="16"/>
               </w:rPr>
               <w:t xml:space="preserve">{total_pengajuan}</w:t>
-            </w:r>
-          </w:p>
-        </w:tc>
-        <w:tc>
-          <w:tcPr>
-            <w:tcW w:type="dxa" w:w="956"/>
-            <w:tcMar>
-              <w:top w:type="dxa" w:w="40"/>
-              <w:left w:type="dxa" w:w="50"/>
-              <w:bottom w:type="dxa" w:w="40"/>
-              <w:right w:type="dxa" w:w="50"/>
-            </w:tcMar>
-            <w:vAlign w:val="center"/>
-          </w:tcPr>
-          <w:p>
-            <w:pPr>
-              <w:jc w:val="left"/>
-            </w:pPr>
-            <w:r>
-              <w:rPr>
-                <w:b w:val="false"/>
-                <w:bCs w:val="false"/>
-                <w:sz w:val="16"/>
-                <w:szCs w:val="16"/>
-              </w:rPr>
-              <w:t xml:space="preserve"/>
             </w:r>
           </w:p>
         </w:tc>

--- a/templates/Template_Nota_Dinas.docx
+++ b/templates/Template_Nota_Dinas.docx
@@ -1679,7 +1679,6 @@
               <w:rPr>
                 <w:b w:val="false"/>
                 <w:bCs w:val="false"/>
-                <w:u w:val="single"/>
               </w:rPr>
               <w:t xml:space="preserve">{nama_pptk}.</w:t>
             </w:r>

--- a/templates/Template_Nota_Dinas.docx
+++ b/templates/Template_Nota_Dinas.docx
@@ -9,7 +9,7 @@
       <w:r>
         <w:drawing>
           <wp:inline distT="0" distB="0" distL="0" distR="0">
-            <wp:extent cx="5905500" cy="952500"/>
+            <wp:extent cx="5760085" cy="1168411"/>
             <wp:effectExtent t="0" r="0" b="0" l="0"/>
             <wp:docPr id="1" name="" descr="" title=""/>
             <wp:cNvGraphicFramePr>
@@ -34,7 +34,7 @@
                   <pic:spPr bwMode="auto">
                     <a:xfrm>
                       <a:off x="0" y="0"/>
-                      <a:ext cx="5905500" cy="952500"/>
+                      <a:ext cx="5760085" cy="1168411"/>
                     </a:xfrm>
                     <a:prstGeom prst="rect">
                       <a:avLst/>
@@ -616,8 +616,8 @@
               <w:rPr>
                 <w:b/>
                 <w:bCs/>
-                <w:sz w:val="16"/>
-                <w:szCs w:val="16"/>
+                <w:sz w:val="20"/>
+                <w:szCs w:val="20"/>
               </w:rPr>
               <w:t xml:space="preserve">No</w:t>
             </w:r>
@@ -643,8 +643,8 @@
               <w:rPr>
                 <w:b/>
                 <w:bCs/>
-                <w:sz w:val="16"/>
-                <w:szCs w:val="16"/>
+                <w:sz w:val="20"/>
+                <w:szCs w:val="20"/>
               </w:rPr>
               <w:t xml:space="preserve">Uraian</w:t>
             </w:r>
@@ -670,8 +670,8 @@
               <w:rPr>
                 <w:b/>
                 <w:bCs/>
-                <w:sz w:val="16"/>
-                <w:szCs w:val="16"/>
+                <w:sz w:val="20"/>
+                <w:szCs w:val="20"/>
               </w:rPr>
               <w:t xml:space="preserve">Kode Rek.</w:t>
             </w:r>
@@ -697,8 +697,8 @@
               <w:rPr>
                 <w:b/>
                 <w:bCs/>
-                <w:sz w:val="16"/>
-                <w:szCs w:val="16"/>
+                <w:sz w:val="20"/>
+                <w:szCs w:val="20"/>
               </w:rPr>
               <w:t xml:space="preserve">Jenis Rek.</w:t>
             </w:r>
@@ -724,8 +724,8 @@
               <w:rPr>
                 <w:b/>
                 <w:bCs/>
-                <w:sz w:val="16"/>
-                <w:szCs w:val="16"/>
+                <w:sz w:val="20"/>
+                <w:szCs w:val="20"/>
               </w:rPr>
               <w:t xml:space="preserve">Sumber Dana</w:t>
             </w:r>
@@ -751,8 +751,8 @@
               <w:rPr>
                 <w:b/>
                 <w:bCs/>
-                <w:sz w:val="16"/>
-                <w:szCs w:val="16"/>
+                <w:sz w:val="20"/>
+                <w:szCs w:val="20"/>
               </w:rPr>
               <w:t xml:space="preserve">Pagu</w:t>
             </w:r>
@@ -778,8 +778,8 @@
               <w:rPr>
                 <w:b/>
                 <w:bCs/>
-                <w:sz w:val="16"/>
-                <w:szCs w:val="16"/>
+                <w:sz w:val="20"/>
+                <w:szCs w:val="20"/>
               </w:rPr>
               <w:t xml:space="preserve">Realisasi Sblm</w:t>
             </w:r>
@@ -805,8 +805,8 @@
               <w:rPr>
                 <w:b/>
                 <w:bCs/>
-                <w:sz w:val="16"/>
-                <w:szCs w:val="16"/>
+                <w:sz w:val="20"/>
+                <w:szCs w:val="20"/>
               </w:rPr>
               <w:t xml:space="preserve">Ajuan Skrg</w:t>
             </w:r>
@@ -832,8 +832,8 @@
               <w:rPr>
                 <w:b/>
                 <w:bCs/>
-                <w:sz w:val="16"/>
-                <w:szCs w:val="16"/>
+                <w:sz w:val="20"/>
+                <w:szCs w:val="20"/>
               </w:rPr>
               <w:t xml:space="preserve">Sisa</w:t>
             </w:r>
@@ -860,8 +860,8 @@
               <w:rPr>
                 <w:b w:val="false"/>
                 <w:bCs w:val="false"/>
-                <w:sz w:val="16"/>
-                <w:szCs w:val="16"/>
+                <w:sz w:val="20"/>
+                <w:szCs w:val="20"/>
               </w:rPr>
               <w:t xml:space="preserve">1</w:t>
             </w:r>
@@ -887,8 +887,8 @@
               <w:rPr>
                 <w:b/>
                 <w:bCs/>
-                <w:sz w:val="16"/>
-                <w:szCs w:val="16"/>
+                <w:sz w:val="20"/>
+                <w:szCs w:val="20"/>
               </w:rPr>
               <w:t xml:space="preserve">{program_nama}</w:t>
             </w:r>
@@ -915,8 +915,8 @@
               <w:rPr>
                 <w:b w:val="false"/>
                 <w:bCs w:val="false"/>
-                <w:sz w:val="16"/>
-                <w:szCs w:val="16"/>
+                <w:sz w:val="20"/>
+                <w:szCs w:val="20"/>
               </w:rPr>
               <w:t xml:space="preserve"/>
             </w:r>
@@ -941,8 +941,8 @@
               <w:rPr>
                 <w:b w:val="false"/>
                 <w:bCs w:val="false"/>
-                <w:sz w:val="16"/>
-                <w:szCs w:val="16"/>
+                <w:sz w:val="20"/>
+                <w:szCs w:val="20"/>
               </w:rPr>
               <w:t xml:space="preserve">Kegiatan {kegiatan_nama}
 Sub Kegiatan {sub_kegiatan_nama}</w:t>
@@ -968,8 +968,8 @@
               <w:rPr>
                 <w:b w:val="false"/>
                 <w:bCs w:val="false"/>
-                <w:sz w:val="16"/>
-                <w:szCs w:val="16"/>
+                <w:sz w:val="20"/>
+                <w:szCs w:val="20"/>
               </w:rPr>
               <w:t xml:space="preserve">{kode_rekening_kegiatan}</w:t>
             </w:r>
@@ -994,8 +994,8 @@
               <w:rPr>
                 <w:b w:val="false"/>
                 <w:bCs w:val="false"/>
-                <w:sz w:val="16"/>
-                <w:szCs w:val="16"/>
+                <w:sz w:val="20"/>
+                <w:szCs w:val="20"/>
               </w:rPr>
               <w:t xml:space="preserve"/>
             </w:r>
@@ -1020,8 +1020,8 @@
               <w:rPr>
                 <w:b w:val="false"/>
                 <w:bCs w:val="false"/>
-                <w:sz w:val="16"/>
-                <w:szCs w:val="16"/>
+                <w:sz w:val="20"/>
+                <w:szCs w:val="20"/>
               </w:rPr>
               <w:t xml:space="preserve"/>
             </w:r>
@@ -1046,8 +1046,8 @@
               <w:rPr>
                 <w:b w:val="false"/>
                 <w:bCs w:val="false"/>
-                <w:sz w:val="16"/>
-                <w:szCs w:val="16"/>
+                <w:sz w:val="20"/>
+                <w:szCs w:val="20"/>
               </w:rPr>
               <w:t xml:space="preserve"/>
             </w:r>
@@ -1072,8 +1072,8 @@
               <w:rPr>
                 <w:b w:val="false"/>
                 <w:bCs w:val="false"/>
-                <w:sz w:val="16"/>
-                <w:szCs w:val="16"/>
+                <w:sz w:val="20"/>
+                <w:szCs w:val="20"/>
               </w:rPr>
               <w:t xml:space="preserve"/>
             </w:r>
@@ -1098,8 +1098,8 @@
               <w:rPr>
                 <w:b w:val="false"/>
                 <w:bCs w:val="false"/>
-                <w:sz w:val="16"/>
-                <w:szCs w:val="16"/>
+                <w:sz w:val="20"/>
+                <w:szCs w:val="20"/>
               </w:rPr>
               <w:t xml:space="preserve"/>
             </w:r>
@@ -1124,8 +1124,8 @@
               <w:rPr>
                 <w:b w:val="false"/>
                 <w:bCs w:val="false"/>
-                <w:sz w:val="16"/>
-                <w:szCs w:val="16"/>
+                <w:sz w:val="20"/>
+                <w:szCs w:val="20"/>
               </w:rPr>
               <w:t xml:space="preserve"/>
             </w:r>
@@ -1152,8 +1152,8 @@
               <w:rPr>
                 <w:b w:val="false"/>
                 <w:bCs w:val="false"/>
-                <w:sz w:val="16"/>
-                <w:szCs w:val="16"/>
+                <w:sz w:val="20"/>
+                <w:szCs w:val="20"/>
               </w:rPr>
               <w:t xml:space="preserve"/>
             </w:r>
@@ -1178,8 +1178,8 @@
               <w:rPr>
                 <w:b w:val="false"/>
                 <w:bCs w:val="false"/>
-                <w:sz w:val="16"/>
-                <w:szCs w:val="16"/>
+                <w:sz w:val="20"/>
+                <w:szCs w:val="20"/>
               </w:rPr>
               <w:t xml:space="preserve">Belanja {jenis_belanja}</w:t>
             </w:r>
@@ -1204,8 +1204,8 @@
               <w:rPr>
                 <w:b w:val="false"/>
                 <w:bCs w:val="false"/>
-                <w:sz w:val="16"/>
-                <w:szCs w:val="16"/>
+                <w:sz w:val="20"/>
+                <w:szCs w:val="20"/>
               </w:rPr>
               <w:t xml:space="preserve">{kode_rekening}</w:t>
             </w:r>
@@ -1230,8 +1230,8 @@
               <w:rPr>
                 <w:b w:val="false"/>
                 <w:bCs w:val="false"/>
-                <w:sz w:val="16"/>
-                <w:szCs w:val="16"/>
+                <w:sz w:val="20"/>
+                <w:szCs w:val="20"/>
               </w:rPr>
               <w:t xml:space="preserve">{kelompok_belanja}</w:t>
             </w:r>
@@ -1256,8 +1256,8 @@
               <w:rPr>
                 <w:b w:val="false"/>
                 <w:bCs w:val="false"/>
-                <w:sz w:val="16"/>
-                <w:szCs w:val="16"/>
+                <w:sz w:val="20"/>
+                <w:szCs w:val="20"/>
               </w:rPr>
               <w:t xml:space="preserve">{sumber_dana}</w:t>
             </w:r>
@@ -1282,8 +1282,8 @@
               <w:rPr>
                 <w:b w:val="false"/>
                 <w:bCs w:val="false"/>
-                <w:sz w:val="16"/>
-                <w:szCs w:val="16"/>
+                <w:sz w:val="20"/>
+                <w:szCs w:val="20"/>
               </w:rPr>
               <w:t xml:space="preserve">{pagu_anggaran}</w:t>
             </w:r>
@@ -1308,8 +1308,8 @@
               <w:rPr>
                 <w:b w:val="false"/>
                 <w:bCs w:val="false"/>
-                <w:sz w:val="16"/>
-                <w:szCs w:val="16"/>
+                <w:sz w:val="20"/>
+                <w:szCs w:val="20"/>
               </w:rPr>
               <w:t xml:space="preserve">{realisasi_sebelum}</w:t>
             </w:r>
@@ -1334,8 +1334,8 @@
               <w:rPr>
                 <w:b w:val="false"/>
                 <w:bCs w:val="false"/>
-                <w:sz w:val="16"/>
-                <w:szCs w:val="16"/>
+                <w:sz w:val="20"/>
+                <w:szCs w:val="20"/>
               </w:rPr>
               <w:t xml:space="preserve">{jumlah_pengajuan}</w:t>
             </w:r>
@@ -1360,8 +1360,8 @@
               <w:rPr>
                 <w:b w:val="false"/>
                 <w:bCs w:val="false"/>
-                <w:sz w:val="16"/>
-                <w:szCs w:val="16"/>
+                <w:sz w:val="20"/>
+                <w:szCs w:val="20"/>
               </w:rPr>
               <w:t xml:space="preserve">{sisa_anggaran}</w:t>
             </w:r>
@@ -1388,8 +1388,8 @@
               <w:rPr>
                 <w:b w:val="false"/>
                 <w:bCs w:val="false"/>
-                <w:sz w:val="16"/>
-                <w:szCs w:val="16"/>
+                <w:sz w:val="20"/>
+                <w:szCs w:val="20"/>
               </w:rPr>
               <w:t xml:space="preserve"/>
             </w:r>
@@ -1415,8 +1415,8 @@
               <w:rPr>
                 <w:b/>
                 <w:bCs/>
-                <w:sz w:val="16"/>
-                <w:szCs w:val="16"/>
+                <w:sz w:val="20"/>
+                <w:szCs w:val="20"/>
               </w:rPr>
               <w:t xml:space="preserve">Rincian sebagai berikut :</w:t>
             </w:r>
@@ -1443,8 +1443,8 @@
               <w:rPr>
                 <w:b w:val="false"/>
                 <w:bCs w:val="false"/>
-                <w:sz w:val="16"/>
-                <w:szCs w:val="16"/>
+                <w:sz w:val="20"/>
+                <w:szCs w:val="20"/>
               </w:rPr>
               <w:t xml:space="preserve">{#rincian}-</w:t>
             </w:r>
@@ -1470,8 +1470,8 @@
               <w:rPr>
                 <w:b w:val="false"/>
                 <w:bCs w:val="false"/>
-                <w:sz w:val="16"/>
-                <w:szCs w:val="16"/>
+                <w:sz w:val="20"/>
+                <w:szCs w:val="20"/>
               </w:rPr>
               <w:t xml:space="preserve">Belanja {jenis_belanja} {uraian_kegiatan}</w:t>
             </w:r>
@@ -1497,8 +1497,8 @@
               <w:rPr>
                 <w:b w:val="false"/>
                 <w:bCs w:val="false"/>
-                <w:sz w:val="16"/>
-                <w:szCs w:val="16"/>
+                <w:sz w:val="20"/>
+                <w:szCs w:val="20"/>
               </w:rPr>
               <w:t xml:space="preserve">{jumlah_pengajuan}{/rincian}</w:t>
             </w:r>
@@ -1525,8 +1525,8 @@
               <w:rPr>
                 <w:b w:val="false"/>
                 <w:bCs w:val="false"/>
-                <w:sz w:val="16"/>
-                <w:szCs w:val="16"/>
+                <w:sz w:val="20"/>
+                <w:szCs w:val="20"/>
               </w:rPr>
               <w:t xml:space="preserve"/>
             </w:r>
@@ -1552,8 +1552,8 @@
               <w:rPr>
                 <w:b/>
                 <w:bCs/>
-                <w:sz w:val="16"/>
-                <w:szCs w:val="16"/>
+                <w:sz w:val="20"/>
+                <w:szCs w:val="20"/>
               </w:rPr>
               <w:t xml:space="preserve">TOTAL PENGAJUAN</w:t>
             </w:r>
@@ -1579,8 +1579,8 @@
               <w:rPr>
                 <w:b/>
                 <w:bCs/>
-                <w:sz w:val="16"/>
-                <w:szCs w:val="16"/>
+                <w:sz w:val="20"/>
+                <w:szCs w:val="20"/>
               </w:rPr>
               <w:t xml:space="preserve">{total_pengajuan}</w:t>
             </w:r>
@@ -1647,19 +1647,6 @@
           </w:tcPr>
           <w:p>
             <w:pPr>
-              <w:spacing w:after="100"/>
-              <w:jc w:val="left"/>
-            </w:pPr>
-            <w:r>
-              <w:rPr>
-                <w:b w:val="false"/>
-                <w:bCs w:val="false"/>
-              </w:rPr>
-              <w:t xml:space="preserve">Batu, {tanggal_surat}</w:t>
-            </w:r>
-          </w:p>
-          <w:p>
-            <w:pPr>
               <w:spacing w:after="500"/>
               <w:jc w:val="left"/>
             </w:pPr>
@@ -1700,7 +1687,7 @@
     </w:tbl>
     <w:sectPr>
       <w:pgSz w:w="11906" w:h="16838" w:orient="portrait"/>
-      <w:pgMar w:top="1440" w:right="1440" w:bottom="1440" w:left="1440" w:header="709" w:footer="709" w:gutter="0"/>
+      <w:pgMar w:top="850" w:right="1134" w:bottom="1134" w:left="1701" w:header="0" w:footer="0" w:gutter="0"/>
       <w:pgNumType/>
       <w:docGrid w:linePitch="360"/>
     </w:sectPr>

--- a/templates/Template_Nota_Dinas.docx
+++ b/templates/Template_Nota_Dinas.docx
@@ -1473,7 +1473,7 @@
                 <w:sz w:val="20"/>
                 <w:szCs w:val="20"/>
               </w:rPr>
-              <w:t xml:space="preserve">Belanja {jenis_belanja} {uraian_kegiatan}</w:t>
+              <w:t xml:space="preserve">Belanja {jenis_belanja} {uraian_kegiatan_lengkap}</w:t>
             </w:r>
           </w:p>
         </w:tc>

--- a/templates/Template_Nota_Dinas.docx
+++ b/templates/Template_Nota_Dinas.docx
@@ -49,7 +49,7 @@
     </w:p>
     <w:p>
       <w:pPr>
-        <w:spacing w:after="200"/>
+        <w:spacing w:before="0" w:after="0" w:line="360" w:lineRule="auto"/>
       </w:pPr>
     </w:p>
     <w:p>
@@ -345,7 +345,7 @@
           </w:tcPr>
           <w:p>
             <w:r>
-              <w:t xml:space="preserve">{nomor_nota_dinas}</w:t>
+              <w:t xml:space="preserve">          </w:t>
             </w:r>
           </w:p>
         </w:tc>
@@ -571,7 +571,7 @@
     </w:p>
     <w:tbl>
       <w:tblPr>
-        <w:tblW w:type="dxa" w:w="9000"/>
+        <w:tblW w:type="dxa" w:w="9355"/>
         <w:tblBorders>
           <w:top w:val="single" w:color="auto" w:sz="4"/>
           <w:left w:val="single" w:color="auto" w:sz="4"/>
@@ -583,14 +583,14 @@
       </w:tblPr>
       <w:tblGrid>
         <w:gridCol w:w="398"/>
-        <w:gridCol w:w="1831"/>
-        <w:gridCol w:w="1274"/>
+        <w:gridCol w:w="1700"/>
+        <w:gridCol w:w="1200"/>
         <w:gridCol w:w="956"/>
         <w:gridCol w:w="717"/>
-        <w:gridCol w:w="956"/>
-        <w:gridCol w:w="956"/>
-        <w:gridCol w:w="956"/>
-        <w:gridCol w:w="956"/>
+        <w:gridCol w:w="1096"/>
+        <w:gridCol w:w="1096"/>
+        <w:gridCol w:w="1096"/>
+        <w:gridCol w:w="1096"/>
       </w:tblGrid>
       <w:tr>
         <w:trPr>
@@ -625,7 +625,7 @@
         </w:tc>
         <w:tc>
           <w:tcPr>
-            <w:tcW w:type="dxa" w:w="1831"/>
+            <w:tcW w:type="dxa" w:w="1700"/>
             <w:shd w:fill="D9D9D9" w:val="clear"/>
             <w:tcMar>
               <w:top w:type="dxa" w:w="40"/>
@@ -652,7 +652,7 @@
         </w:tc>
         <w:tc>
           <w:tcPr>
-            <w:tcW w:type="dxa" w:w="1274"/>
+            <w:tcW w:type="dxa" w:w="1200"/>
             <w:shd w:fill="D9D9D9" w:val="clear"/>
             <w:tcMar>
               <w:top w:type="dxa" w:w="40"/>
@@ -733,7 +733,7 @@
         </w:tc>
         <w:tc>
           <w:tcPr>
-            <w:tcW w:type="dxa" w:w="956"/>
+            <w:tcW w:type="dxa" w:w="1096"/>
             <w:shd w:fill="D9D9D9" w:val="clear"/>
             <w:tcMar>
               <w:top w:type="dxa" w:w="40"/>
@@ -760,7 +760,7 @@
         </w:tc>
         <w:tc>
           <w:tcPr>
-            <w:tcW w:type="dxa" w:w="956"/>
+            <w:tcW w:type="dxa" w:w="1096"/>
             <w:shd w:fill="D9D9D9" w:val="clear"/>
             <w:tcMar>
               <w:top w:type="dxa" w:w="40"/>
@@ -787,7 +787,7 @@
         </w:tc>
         <w:tc>
           <w:tcPr>
-            <w:tcW w:type="dxa" w:w="956"/>
+            <w:tcW w:type="dxa" w:w="1096"/>
             <w:shd w:fill="D9D9D9" w:val="clear"/>
             <w:tcMar>
               <w:top w:type="dxa" w:w="40"/>
@@ -814,7 +814,7 @@
         </w:tc>
         <w:tc>
           <w:tcPr>
-            <w:tcW w:type="dxa" w:w="956"/>
+            <w:tcW w:type="dxa" w:w="1096"/>
             <w:shd w:fill="D9D9D9" w:val="clear"/>
             <w:tcMar>
               <w:top w:type="dxa" w:w="40"/>
@@ -869,7 +869,7 @@
         </w:tc>
         <w:tc>
           <w:tcPr>
-            <w:tcW w:type="dxa" w:w="8602"/>
+            <w:tcW w:type="dxa" w:w="8957"/>
             <w:gridSpan w:val="8"/>
             <w:tcMar>
               <w:top w:type="dxa" w:w="40"/>
@@ -924,7 +924,7 @@
         </w:tc>
         <w:tc>
           <w:tcPr>
-            <w:tcW w:type="dxa" w:w="1831"/>
+            <w:tcW w:type="dxa" w:w="1700"/>
             <w:tcMar>
               <w:top w:type="dxa" w:w="40"/>
               <w:left w:type="dxa" w:w="50"/>
@@ -951,7 +951,7 @@
         </w:tc>
         <w:tc>
           <w:tcPr>
-            <w:tcW w:type="dxa" w:w="1274"/>
+            <w:tcW w:type="dxa" w:w="1200"/>
             <w:tcMar>
               <w:top w:type="dxa" w:w="40"/>
               <w:left w:type="dxa" w:w="50"/>
@@ -1029,7 +1029,7 @@
         </w:tc>
         <w:tc>
           <w:tcPr>
-            <w:tcW w:type="dxa" w:w="956"/>
+            <w:tcW w:type="dxa" w:w="1096"/>
             <w:tcMar>
               <w:top w:type="dxa" w:w="40"/>
               <w:left w:type="dxa" w:w="50"/>
@@ -1055,7 +1055,7 @@
         </w:tc>
         <w:tc>
           <w:tcPr>
-            <w:tcW w:type="dxa" w:w="956"/>
+            <w:tcW w:type="dxa" w:w="1096"/>
             <w:tcMar>
               <w:top w:type="dxa" w:w="40"/>
               <w:left w:type="dxa" w:w="50"/>
@@ -1081,7 +1081,7 @@
         </w:tc>
         <w:tc>
           <w:tcPr>
-            <w:tcW w:type="dxa" w:w="956"/>
+            <w:tcW w:type="dxa" w:w="1096"/>
             <w:tcMar>
               <w:top w:type="dxa" w:w="40"/>
               <w:left w:type="dxa" w:w="50"/>
@@ -1107,7 +1107,7 @@
         </w:tc>
         <w:tc>
           <w:tcPr>
-            <w:tcW w:type="dxa" w:w="956"/>
+            <w:tcW w:type="dxa" w:w="1096"/>
             <w:tcMar>
               <w:top w:type="dxa" w:w="40"/>
               <w:left w:type="dxa" w:w="50"/>
@@ -1161,7 +1161,7 @@
         </w:tc>
         <w:tc>
           <w:tcPr>
-            <w:tcW w:type="dxa" w:w="1831"/>
+            <w:tcW w:type="dxa" w:w="1700"/>
             <w:tcMar>
               <w:top w:type="dxa" w:w="40"/>
               <w:left w:type="dxa" w:w="50"/>
@@ -1187,7 +1187,7 @@
         </w:tc>
         <w:tc>
           <w:tcPr>
-            <w:tcW w:type="dxa" w:w="1274"/>
+            <w:tcW w:type="dxa" w:w="1200"/>
             <w:tcMar>
               <w:top w:type="dxa" w:w="40"/>
               <w:left w:type="dxa" w:w="50"/>
@@ -1265,7 +1265,7 @@
         </w:tc>
         <w:tc>
           <w:tcPr>
-            <w:tcW w:type="dxa" w:w="956"/>
+            <w:tcW w:type="dxa" w:w="1096"/>
             <w:tcMar>
               <w:top w:type="dxa" w:w="40"/>
               <w:left w:type="dxa" w:w="50"/>
@@ -1282,8 +1282,8 @@
               <w:rPr>
                 <w:b w:val="false"/>
                 <w:bCs w:val="false"/>
-                <w:sz w:val="20"/>
-                <w:szCs w:val="20"/>
+                <w:sz w:val="16"/>
+                <w:szCs w:val="16"/>
               </w:rPr>
               <w:t xml:space="preserve">{pagu_anggaran}</w:t>
             </w:r>
@@ -1291,7 +1291,7 @@
         </w:tc>
         <w:tc>
           <w:tcPr>
-            <w:tcW w:type="dxa" w:w="956"/>
+            <w:tcW w:type="dxa" w:w="1096"/>
             <w:tcMar>
               <w:top w:type="dxa" w:w="40"/>
               <w:left w:type="dxa" w:w="50"/>
@@ -1308,8 +1308,8 @@
               <w:rPr>
                 <w:b w:val="false"/>
                 <w:bCs w:val="false"/>
-                <w:sz w:val="20"/>
-                <w:szCs w:val="20"/>
+                <w:sz w:val="16"/>
+                <w:szCs w:val="16"/>
               </w:rPr>
               <w:t xml:space="preserve">{realisasi_sebelum}</w:t>
             </w:r>
@@ -1317,7 +1317,7 @@
         </w:tc>
         <w:tc>
           <w:tcPr>
-            <w:tcW w:type="dxa" w:w="956"/>
+            <w:tcW w:type="dxa" w:w="1096"/>
             <w:tcMar>
               <w:top w:type="dxa" w:w="40"/>
               <w:left w:type="dxa" w:w="50"/>
@@ -1334,8 +1334,8 @@
               <w:rPr>
                 <w:b w:val="false"/>
                 <w:bCs w:val="false"/>
-                <w:sz w:val="20"/>
-                <w:szCs w:val="20"/>
+                <w:sz w:val="16"/>
+                <w:szCs w:val="16"/>
               </w:rPr>
               <w:t xml:space="preserve">{jumlah_pengajuan}</w:t>
             </w:r>
@@ -1343,7 +1343,7 @@
         </w:tc>
         <w:tc>
           <w:tcPr>
-            <w:tcW w:type="dxa" w:w="956"/>
+            <w:tcW w:type="dxa" w:w="1096"/>
             <w:tcMar>
               <w:top w:type="dxa" w:w="40"/>
               <w:left w:type="dxa" w:w="50"/>
@@ -1360,8 +1360,8 @@
               <w:rPr>
                 <w:b w:val="false"/>
                 <w:bCs w:val="false"/>
-                <w:sz w:val="20"/>
-                <w:szCs w:val="20"/>
+                <w:sz w:val="16"/>
+                <w:szCs w:val="16"/>
               </w:rPr>
               <w:t xml:space="preserve">{sisa_anggaran}</w:t>
             </w:r>
@@ -1397,7 +1397,7 @@
         </w:tc>
         <w:tc>
           <w:tcPr>
-            <w:tcW w:type="dxa" w:w="8602"/>
+            <w:tcW w:type="dxa" w:w="8957"/>
             <w:gridSpan w:val="8"/>
             <w:tcMar>
               <w:top w:type="dxa" w:w="40"/>
@@ -1452,7 +1452,7 @@
         </w:tc>
         <w:tc>
           <w:tcPr>
-            <w:tcW w:type="dxa" w:w="6690"/>
+            <w:tcW w:type="dxa" w:w="6765"/>
             <w:gridSpan w:val="6"/>
             <w:tcMar>
               <w:top w:type="dxa" w:w="40"/>
@@ -1479,7 +1479,7 @@
         </w:tc>
         <w:tc>
           <w:tcPr>
-            <w:tcW w:type="dxa" w:w="1912"/>
+            <w:tcW w:type="dxa" w:w="2192"/>
             <w:gridSpan w:val="2"/>
             <w:tcMar>
               <w:top w:type="dxa" w:w="40"/>
@@ -1534,7 +1534,7 @@
         </w:tc>
         <w:tc>
           <w:tcPr>
-            <w:tcW w:type="dxa" w:w="6690"/>
+            <w:tcW w:type="dxa" w:w="6765"/>
             <w:gridSpan w:val="6"/>
             <w:tcMar>
               <w:top w:type="dxa" w:w="40"/>
@@ -1561,7 +1561,7 @@
         </w:tc>
         <w:tc>
           <w:tcPr>
-            <w:tcW w:type="dxa" w:w="1912"/>
+            <w:tcW w:type="dxa" w:w="2192"/>
             <w:gridSpan w:val="2"/>
             <w:tcMar>
               <w:top w:type="dxa" w:w="40"/>
@@ -1687,7 +1687,7 @@
     </w:tbl>
     <w:sectPr>
       <w:pgSz w:w="11906" w:h="16838" w:orient="portrait"/>
-      <w:pgMar w:top="850" w:right="1134" w:bottom="1134" w:left="1701" w:header="0" w:footer="0" w:gutter="0"/>
+      <w:pgMar w:top="850" w:right="1134" w:bottom="1134" w:left="1417" w:header="0" w:footer="0" w:gutter="0"/>
       <w:pgNumType/>
       <w:docGrid w:linePitch="360"/>
     </w:sectPr>

--- a/templates/Template_Nota_Dinas.docx
+++ b/templates/Template_Nota_Dinas.docx
@@ -9,7 +9,7 @@
       <w:r>
         <w:drawing>
           <wp:inline xmlns:a="http://schemas.openxmlformats.org/drawingml/2006/main" xmlns:pic="http://schemas.openxmlformats.org/drawingml/2006/picture">
-            <wp:extent cx="6120000" cy="1241418"/>
+            <wp:extent cx="6480810" cy="1314595"/>
             <wp:docPr id="1" name="Picture 1"/>
             <wp:cNvGraphicFramePr>
               <a:graphicFrameLocks noChangeAspect="1"/>
@@ -30,7 +30,7 @@
                   <pic:spPr>
                     <a:xfrm>
                       <a:off x="0" y="0"/>
-                      <a:ext cx="6120000" cy="1241418"/>
+                      <a:ext cx="6480810" cy="1314595"/>
                     </a:xfrm>
                     <a:prstGeom prst="rect"/>
                   </pic:spPr>
@@ -43,6 +43,7 @@
     </w:p>
     <w:p>
       <w:pPr>
+        <w:spacing w:line="360" w:lineRule="auto"/>
         <w:jc w:val="center"/>
       </w:pPr>
       <w:r>
@@ -1039,8 +1040,8 @@
       </w:tr>
     </w:tbl>
     <w:sectPr>
-      <w:pgSz w:w="12240" w:h="15840"/>
-      <w:pgMar w:top="850" w:right="1134" w:bottom="1134" w:left="1417" w:header="720" w:footer="720" w:gutter="0"/>
+      <w:pgSz w:w="11906" w:h="16838"/>
+      <w:pgMar w:top="567" w:right="850" w:bottom="850" w:left="850" w:header="720" w:footer="720" w:gutter="0"/>
       <w:cols w:space="720"/>
       <w:docGrid w:linePitch="360"/>
     </w:sectPr>

--- a/templates/Template_Nota_Dinas.docx
+++ b/templates/Template_Nota_Dinas.docx
@@ -72,14 +72,14 @@
         </w:tblBorders>
       </w:tblPr>
       <w:tblGrid>
-        <w:gridCol w:w="3230"/>
-        <w:gridCol w:w="3230"/>
-        <w:gridCol w:w="3230"/>
+        <w:gridCol w:w="3402"/>
+        <w:gridCol w:w="3402"/>
+        <w:gridCol w:w="3402"/>
       </w:tblGrid>
       <w:tr>
         <w:tc>
           <w:tcPr>
-            <w:tcW w:type="dxa" w:w="1984"/>
+            <w:tcW w:type="dxa" w:w="2090"/>
           </w:tcPr>
           <w:p>
             <w:r>
@@ -95,7 +95,7 @@
         </w:tc>
         <w:tc>
           <w:tcPr>
-            <w:tcW w:type="dxa" w:w="283"/>
+            <w:tcW w:type="dxa" w:w="298"/>
           </w:tcPr>
           <w:p>
             <w:r>
@@ -111,7 +111,7 @@
         </w:tc>
         <w:tc>
           <w:tcPr>
-            <w:tcW w:type="dxa" w:w="7087"/>
+            <w:tcW w:type="dxa" w:w="7465"/>
           </w:tcPr>
           <w:p>
             <w:r>
@@ -129,7 +129,7 @@
       <w:tr>
         <w:tc>
           <w:tcPr>
-            <w:tcW w:type="dxa" w:w="1984"/>
+            <w:tcW w:type="dxa" w:w="2090"/>
           </w:tcPr>
           <w:p>
             <w:r>
@@ -145,7 +145,7 @@
         </w:tc>
         <w:tc>
           <w:tcPr>
-            <w:tcW w:type="dxa" w:w="283"/>
+            <w:tcW w:type="dxa" w:w="298"/>
           </w:tcPr>
           <w:p>
             <w:r>
@@ -161,7 +161,7 @@
         </w:tc>
         <w:tc>
           <w:tcPr>
-            <w:tcW w:type="dxa" w:w="7087"/>
+            <w:tcW w:type="dxa" w:w="7465"/>
           </w:tcPr>
           <w:p>
             <w:r>
@@ -179,7 +179,7 @@
       <w:tr>
         <w:tc>
           <w:tcPr>
-            <w:tcW w:type="dxa" w:w="1984"/>
+            <w:tcW w:type="dxa" w:w="2090"/>
           </w:tcPr>
           <w:p>
             <w:r>
@@ -195,7 +195,7 @@
         </w:tc>
         <w:tc>
           <w:tcPr>
-            <w:tcW w:type="dxa" w:w="283"/>
+            <w:tcW w:type="dxa" w:w="298"/>
           </w:tcPr>
           <w:p>
             <w:r>
@@ -211,7 +211,7 @@
         </w:tc>
         <w:tc>
           <w:tcPr>
-            <w:tcW w:type="dxa" w:w="7087"/>
+            <w:tcW w:type="dxa" w:w="7465"/>
           </w:tcPr>
           <w:p>
             <w:r>
@@ -229,7 +229,7 @@
       <w:tr>
         <w:tc>
           <w:tcPr>
-            <w:tcW w:type="dxa" w:w="1984"/>
+            <w:tcW w:type="dxa" w:w="2090"/>
           </w:tcPr>
           <w:p>
             <w:r>
@@ -245,7 +245,7 @@
         </w:tc>
         <w:tc>
           <w:tcPr>
-            <w:tcW w:type="dxa" w:w="283"/>
+            <w:tcW w:type="dxa" w:w="298"/>
           </w:tcPr>
           <w:p>
             <w:r>
@@ -261,7 +261,7 @@
         </w:tc>
         <w:tc>
           <w:tcPr>
-            <w:tcW w:type="dxa" w:w="7087"/>
+            <w:tcW w:type="dxa" w:w="7465"/>
           </w:tcPr>
           <w:p>
             <w:r>
@@ -279,7 +279,7 @@
       <w:tr>
         <w:tc>
           <w:tcPr>
-            <w:tcW w:type="dxa" w:w="1984"/>
+            <w:tcW w:type="dxa" w:w="2090"/>
           </w:tcPr>
           <w:p>
             <w:r>
@@ -295,7 +295,7 @@
         </w:tc>
         <w:tc>
           <w:tcPr>
-            <w:tcW w:type="dxa" w:w="283"/>
+            <w:tcW w:type="dxa" w:w="298"/>
           </w:tcPr>
           <w:p>
             <w:r>
@@ -311,7 +311,7 @@
         </w:tc>
         <w:tc>
           <w:tcPr>
-            <w:tcW w:type="dxa" w:w="7087"/>
+            <w:tcW w:type="dxa" w:w="7465"/>
           </w:tcPr>
           <w:p>
             <w:r>
@@ -329,7 +329,7 @@
       <w:tr>
         <w:tc>
           <w:tcPr>
-            <w:tcW w:type="dxa" w:w="1984"/>
+            <w:tcW w:type="dxa" w:w="2090"/>
           </w:tcPr>
           <w:p>
             <w:r>
@@ -345,7 +345,7 @@
         </w:tc>
         <w:tc>
           <w:tcPr>
-            <w:tcW w:type="dxa" w:w="283"/>
+            <w:tcW w:type="dxa" w:w="298"/>
           </w:tcPr>
           <w:p>
             <w:r>
@@ -361,7 +361,7 @@
         </w:tc>
         <w:tc>
           <w:tcPr>
-            <w:tcW w:type="dxa" w:w="7087"/>
+            <w:tcW w:type="dxa" w:w="7465"/>
           </w:tcPr>
           <w:p>
             <w:r>
@@ -379,7 +379,7 @@
       <w:tr>
         <w:tc>
           <w:tcPr>
-            <w:tcW w:type="dxa" w:w="1984"/>
+            <w:tcW w:type="dxa" w:w="2090"/>
           </w:tcPr>
           <w:p>
             <w:r>
@@ -395,7 +395,7 @@
         </w:tc>
         <w:tc>
           <w:tcPr>
-            <w:tcW w:type="dxa" w:w="283"/>
+            <w:tcW w:type="dxa" w:w="298"/>
           </w:tcPr>
           <w:p>
             <w:r>
@@ -411,7 +411,7 @@
         </w:tc>
         <w:tc>
           <w:tcPr>
-            <w:tcW w:type="dxa" w:w="7087"/>
+            <w:tcW w:type="dxa" w:w="7465"/>
           </w:tcPr>
           <w:p>
             <w:r>
@@ -451,13 +451,13 @@
         <w:tblLook w:firstColumn="1" w:firstRow="1" w:lastColumn="0" w:lastRow="0" w:noHBand="0" w:noVBand="1" w:val="04A0"/>
       </w:tblPr>
       <w:tblGrid>
-        <w:gridCol w:w="4844"/>
-        <w:gridCol w:w="4844"/>
+        <w:gridCol w:w="5102"/>
+        <w:gridCol w:w="5102"/>
       </w:tblGrid>
       <w:tr>
         <w:tc>
           <w:tcPr>
-            <w:tcW w:type="dxa" w:w="3118"/>
+            <w:tcW w:type="dxa" w:w="3284"/>
           </w:tcPr>
           <w:p>
             <w:r>
@@ -473,7 +473,7 @@
         </w:tc>
         <w:tc>
           <w:tcPr>
-            <w:tcW w:type="dxa" w:w="6236"/>
+            <w:tcW w:type="dxa" w:w="6569"/>
           </w:tcPr>
           <w:p>
             <w:r>
@@ -491,7 +491,7 @@
       <w:tr>
         <w:tc>
           <w:tcPr>
-            <w:tcW w:type="dxa" w:w="3118"/>
+            <w:tcW w:type="dxa" w:w="3284"/>
           </w:tcPr>
           <w:p>
             <w:r>
@@ -507,7 +507,7 @@
         </w:tc>
         <w:tc>
           <w:tcPr>
-            <w:tcW w:type="dxa" w:w="6236"/>
+            <w:tcW w:type="dxa" w:w="6569"/>
           </w:tcPr>
           <w:p>
             <w:r>
@@ -525,7 +525,7 @@
       <w:tr>
         <w:tc>
           <w:tcPr>
-            <w:tcW w:type="dxa" w:w="3118"/>
+            <w:tcW w:type="dxa" w:w="3284"/>
           </w:tcPr>
           <w:p>
             <w:r>
@@ -541,7 +541,7 @@
         </w:tc>
         <w:tc>
           <w:tcPr>
-            <w:tcW w:type="dxa" w:w="6236"/>
+            <w:tcW w:type="dxa" w:w="6569"/>
           </w:tcPr>
           <w:p>
             <w:r>
@@ -559,7 +559,7 @@
       <w:tr>
         <w:tc>
           <w:tcPr>
-            <w:tcW w:type="dxa" w:w="3118"/>
+            <w:tcW w:type="dxa" w:w="3284"/>
           </w:tcPr>
           <w:p>
             <w:r>
@@ -575,7 +575,7 @@
         </w:tc>
         <w:tc>
           <w:tcPr>
-            <w:tcW w:type="dxa" w:w="6236"/>
+            <w:tcW w:type="dxa" w:w="6569"/>
           </w:tcPr>
           <w:p>
             <w:r>
@@ -593,7 +593,7 @@
       <w:tr>
         <w:tc>
           <w:tcPr>
-            <w:tcW w:type="dxa" w:w="3118"/>
+            <w:tcW w:type="dxa" w:w="3284"/>
           </w:tcPr>
           <w:p>
             <w:r>
@@ -609,7 +609,7 @@
         </w:tc>
         <w:tc>
           <w:tcPr>
-            <w:tcW w:type="dxa" w:w="6236"/>
+            <w:tcW w:type="dxa" w:w="6569"/>
           </w:tcPr>
           <w:p>
             <w:r>
@@ -627,7 +627,7 @@
       <w:tr>
         <w:tc>
           <w:tcPr>
-            <w:tcW w:type="dxa" w:w="3118"/>
+            <w:tcW w:type="dxa" w:w="3284"/>
           </w:tcPr>
           <w:p>
             <w:r>
@@ -643,7 +643,7 @@
         </w:tc>
         <w:tc>
           <w:tcPr>
-            <w:tcW w:type="dxa" w:w="6236"/>
+            <w:tcW w:type="dxa" w:w="6569"/>
           </w:tcPr>
           <w:p>
             <w:r>
@@ -661,7 +661,7 @@
       <w:tr>
         <w:tc>
           <w:tcPr>
-            <w:tcW w:type="dxa" w:w="3118"/>
+            <w:tcW w:type="dxa" w:w="3284"/>
           </w:tcPr>
           <w:p>
             <w:r>
@@ -677,7 +677,7 @@
         </w:tc>
         <w:tc>
           <w:tcPr>
-            <w:tcW w:type="dxa" w:w="6236"/>
+            <w:tcW w:type="dxa" w:w="6569"/>
           </w:tcPr>
           <w:p>
             <w:r>
@@ -702,16 +702,16 @@
         <w:tblLook w:firstColumn="1" w:firstRow="1" w:lastColumn="0" w:lastRow="0" w:noHBand="0" w:noVBand="1" w:val="04A0"/>
       </w:tblPr>
       <w:tblGrid>
-        <w:gridCol w:w="1938"/>
-        <w:gridCol w:w="1938"/>
-        <w:gridCol w:w="1938"/>
-        <w:gridCol w:w="1938"/>
-        <w:gridCol w:w="1938"/>
+        <w:gridCol w:w="2041"/>
+        <w:gridCol w:w="2041"/>
+        <w:gridCol w:w="2041"/>
+        <w:gridCol w:w="2041"/>
+        <w:gridCol w:w="2041"/>
       </w:tblGrid>
       <w:tr>
         <w:tc>
           <w:tcPr>
-            <w:tcW w:type="dxa" w:w="1871"/>
+            <w:tcW w:type="dxa" w:w="1971"/>
           </w:tcPr>
           <w:p>
             <w:pPr>
@@ -730,7 +730,7 @@
         </w:tc>
         <w:tc>
           <w:tcPr>
-            <w:tcW w:type="dxa" w:w="1871"/>
+            <w:tcW w:type="dxa" w:w="1971"/>
           </w:tcPr>
           <w:p>
             <w:pPr>
@@ -749,7 +749,7 @@
         </w:tc>
         <w:tc>
           <w:tcPr>
-            <w:tcW w:type="dxa" w:w="1871"/>
+            <w:tcW w:type="dxa" w:w="1971"/>
           </w:tcPr>
           <w:p>
             <w:pPr>
@@ -770,7 +770,7 @@
         </w:tc>
         <w:tc>
           <w:tcPr>
-            <w:tcW w:type="dxa" w:w="1871"/>
+            <w:tcW w:type="dxa" w:w="1971"/>
           </w:tcPr>
           <w:p>
             <w:pPr>
@@ -791,7 +791,7 @@
         </w:tc>
         <w:tc>
           <w:tcPr>
-            <w:tcW w:type="dxa" w:w="1871"/>
+            <w:tcW w:type="dxa" w:w="1971"/>
           </w:tcPr>
           <w:p>
             <w:pPr>
@@ -812,7 +812,7 @@
       <w:tr>
         <w:tc>
           <w:tcPr>
-            <w:tcW w:type="dxa" w:w="1871"/>
+            <w:tcW w:type="dxa" w:w="1971"/>
           </w:tcPr>
           <w:p>
             <w:pPr>
@@ -831,7 +831,7 @@
         </w:tc>
         <w:tc>
           <w:tcPr>
-            <w:tcW w:type="dxa" w:w="1871"/>
+            <w:tcW w:type="dxa" w:w="1971"/>
           </w:tcPr>
           <w:p>
             <w:pPr>
@@ -850,7 +850,7 @@
         </w:tc>
         <w:tc>
           <w:tcPr>
-            <w:tcW w:type="dxa" w:w="1871"/>
+            <w:tcW w:type="dxa" w:w="1971"/>
           </w:tcPr>
           <w:p>
             <w:pPr>
@@ -869,7 +869,7 @@
         </w:tc>
         <w:tc>
           <w:tcPr>
-            <w:tcW w:type="dxa" w:w="1871"/>
+            <w:tcW w:type="dxa" w:w="1971"/>
           </w:tcPr>
           <w:p>
             <w:pPr>
@@ -888,7 +888,7 @@
         </w:tc>
         <w:tc>
           <w:tcPr>
-            <w:tcW w:type="dxa" w:w="1871"/>
+            <w:tcW w:type="dxa" w:w="1971"/>
           </w:tcPr>
           <w:p>
             <w:pPr>
@@ -909,7 +909,7 @@
       <w:tr>
         <w:tc>
           <w:tcPr>
-            <w:tcW w:type="dxa" w:w="5613"/>
+            <w:tcW w:type="dxa" w:w="5913"/>
             <w:gridSpan w:val="3"/>
           </w:tcPr>
           <w:p>
@@ -929,7 +929,7 @@
         </w:tc>
         <w:tc>
           <w:tcPr>
-            <w:tcW w:type="dxa" w:w="1871"/>
+            <w:tcW w:type="dxa" w:w="1971"/>
           </w:tcPr>
           <w:p>
             <w:pPr>
@@ -948,7 +948,7 @@
         </w:tc>
         <w:tc>
           <w:tcPr>
-            <w:tcW w:type="dxa" w:w="1871"/>
+            <w:tcW w:type="dxa" w:w="1971"/>
           </w:tcPr>
           <w:p>
             <w:r/>
@@ -986,19 +986,19 @@
         </w:tblBorders>
       </w:tblPr>
       <w:tblGrid>
-        <w:gridCol w:w="4844"/>
-        <w:gridCol w:w="4844"/>
+        <w:gridCol w:w="5102"/>
+        <w:gridCol w:w="5102"/>
       </w:tblGrid>
       <w:tr>
         <w:tc>
           <w:tcPr>
-            <w:tcW w:type="dxa" w:w="5669"/>
+            <w:tcW w:type="dxa" w:w="5971"/>
           </w:tcPr>
           <w:p/>
         </w:tc>
         <w:tc>
           <w:tcPr>
-            <w:tcW w:type="dxa" w:w="3685"/>
+            <w:tcW w:type="dxa" w:w="3882"/>
           </w:tcPr>
           <w:p>
             <w:r>

--- a/templates/Template_Nota_Dinas.docx
+++ b/templates/Template_Nota_Dinas.docx
@@ -51,7 +51,7 @@
           <w:rFonts w:ascii="Arial" w:hAnsi="Arial"/>
           <w:b/>
           <w:sz w:val="24"/>
-          <w:u w:val="single"/>
+          <w:u w:val="none"/>
         </w:rPr>
         <w:t>NOTA DINAS</w:t>
       </w:r>
@@ -463,7 +463,7 @@
             <w:r>
               <w:rPr>
                 <w:rFonts w:ascii="Arial" w:hAnsi="Arial"/>
-                <w:b/>
+                <w:b w:val="0"/>
                 <w:sz w:val="22"/>
                 <w:u w:val="none"/>
               </w:rPr>
@@ -497,7 +497,7 @@
             <w:r>
               <w:rPr>
                 <w:rFonts w:ascii="Arial" w:hAnsi="Arial"/>
-                <w:b/>
+                <w:b w:val="0"/>
                 <w:sz w:val="22"/>
                 <w:u w:val="none"/>
               </w:rPr>
@@ -531,7 +531,7 @@
             <w:r>
               <w:rPr>
                 <w:rFonts w:ascii="Arial" w:hAnsi="Arial"/>
-                <w:b/>
+                <w:b w:val="0"/>
                 <w:sz w:val="22"/>
                 <w:u w:val="none"/>
               </w:rPr>
@@ -565,7 +565,7 @@
             <w:r>
               <w:rPr>
                 <w:rFonts w:ascii="Arial" w:hAnsi="Arial"/>
-                <w:b/>
+                <w:b w:val="0"/>
                 <w:sz w:val="22"/>
                 <w:u w:val="none"/>
               </w:rPr>
@@ -599,7 +599,7 @@
             <w:r>
               <w:rPr>
                 <w:rFonts w:ascii="Arial" w:hAnsi="Arial"/>
-                <w:b/>
+                <w:b w:val="0"/>
                 <w:sz w:val="22"/>
                 <w:u w:val="none"/>
               </w:rPr>
@@ -633,7 +633,7 @@
             <w:r>
               <w:rPr>
                 <w:rFonts w:ascii="Arial" w:hAnsi="Arial"/>
-                <w:b/>
+                <w:b w:val="0"/>
                 <w:sz w:val="22"/>
                 <w:u w:val="none"/>
               </w:rPr>
@@ -667,7 +667,7 @@
             <w:r>
               <w:rPr>
                 <w:rFonts w:ascii="Arial" w:hAnsi="Arial"/>
-                <w:b/>
+                <w:b w:val="0"/>
                 <w:sz w:val="22"/>
                 <w:u w:val="none"/>
               </w:rPr>
@@ -720,7 +720,7 @@
             <w:r>
               <w:rPr>
                 <w:rFonts w:ascii="Arial" w:hAnsi="Arial"/>
-                <w:b/>
+                <w:b w:val="0"/>
                 <w:sz w:val="22"/>
                 <w:u w:val="none"/>
               </w:rPr>
@@ -739,7 +739,7 @@
             <w:r>
               <w:rPr>
                 <w:rFonts w:ascii="Arial" w:hAnsi="Arial"/>
-                <w:b/>
+                <w:b w:val="0"/>
                 <w:sz w:val="22"/>
                 <w:u w:val="none"/>
               </w:rPr>
@@ -758,7 +758,7 @@
             <w:r>
               <w:rPr>
                 <w:rFonts w:ascii="Arial" w:hAnsi="Arial"/>
-                <w:b/>
+                <w:b w:val="0"/>
                 <w:sz w:val="22"/>
                 <w:u w:val="none"/>
               </w:rPr>
@@ -779,7 +779,7 @@
             <w:r>
               <w:rPr>
                 <w:rFonts w:ascii="Arial" w:hAnsi="Arial"/>
-                <w:b/>
+                <w:b w:val="0"/>
                 <w:sz w:val="22"/>
                 <w:u w:val="none"/>
               </w:rPr>
@@ -800,7 +800,7 @@
             <w:r>
               <w:rPr>
                 <w:rFonts w:ascii="Arial" w:hAnsi="Arial"/>
-                <w:b/>
+                <w:b w:val="0"/>
                 <w:sz w:val="22"/>
                 <w:u w:val="none"/>
               </w:rPr>
@@ -1004,7 +1004,7 @@
             <w:r>
               <w:rPr>
                 <w:rFonts w:ascii="Arial" w:hAnsi="Arial"/>
-                <w:b/>
+                <w:b w:val="0"/>
                 <w:sz w:val="22"/>
                 <w:u w:val="none"/>
               </w:rPr>
